--- a/server/src/templates/WH_template_2026.docx
+++ b/server/src/templates/WH_template_2026.docx
@@ -2106,14 +2106,13 @@
         <w:tblLook w:val="04A0" w:firstRow="1" w:lastRow="0" w:firstColumn="1" w:lastColumn="0" w:noHBand="0" w:noVBand="1"/>
       </w:tblPr>
       <w:tblGrid>
-        <w:gridCol w:w="1288"/>
-        <w:gridCol w:w="1350"/>
-        <w:gridCol w:w="1275"/>
-        <w:gridCol w:w="1035"/>
-        <w:gridCol w:w="1194"/>
-        <w:gridCol w:w="986"/>
-        <w:gridCol w:w="724"/>
-        <w:gridCol w:w="676"/>
+        <w:gridCol w:w="1843"/>
+        <w:gridCol w:w="1418"/>
+        <w:gridCol w:w="86"/>
+        <w:gridCol w:w="1331"/>
+        <w:gridCol w:w="1276"/>
+        <w:gridCol w:w="1276"/>
+        <w:gridCol w:w="992"/>
       </w:tblGrid>
       <w:tr>
         <w:trPr>
@@ -2122,7 +2121,7 @@
         </w:trPr>
         <w:tc>
           <w:tcPr>
-            <w:tcW w:w="1288" w:type="dxa"/>
+            <w:tcW w:w="1843" w:type="dxa"/>
             <w:tcBorders>
               <w:top w:val="nil"/>
               <w:left w:val="nil"/>
@@ -2159,7 +2158,7 @@
         </w:tc>
         <w:tc>
           <w:tcPr>
-            <w:tcW w:w="1350" w:type="dxa"/>
+            <w:tcW w:w="1418" w:type="dxa"/>
             <w:tcBorders>
               <w:top w:val="nil"/>
               <w:left w:val="nil"/>
@@ -2196,7 +2195,8 @@
         </w:tc>
         <w:tc>
           <w:tcPr>
-            <w:tcW w:w="1275" w:type="dxa"/>
+            <w:tcW w:w="1417" w:type="dxa"/>
+            <w:gridSpan w:val="2"/>
             <w:tcBorders>
               <w:top w:val="nil"/>
               <w:left w:val="nil"/>
@@ -2233,7 +2233,7 @@
         </w:tc>
         <w:tc>
           <w:tcPr>
-            <w:tcW w:w="1035" w:type="dxa"/>
+            <w:tcW w:w="1276" w:type="dxa"/>
             <w:tcBorders>
               <w:top w:val="nil"/>
               <w:left w:val="nil"/>
@@ -2270,7 +2270,7 @@
         </w:tc>
         <w:tc>
           <w:tcPr>
-            <w:tcW w:w="1194" w:type="dxa"/>
+            <w:tcW w:w="1276" w:type="dxa"/>
             <w:tcBorders>
               <w:top w:val="nil"/>
               <w:left w:val="nil"/>
@@ -2281,6 +2281,8 @@
           </w:tcPr>
           <w:p>
             <w:pPr>
+              <w:adjustRightInd w:val="0"/>
+              <w:snapToGrid w:val="0"/>
               <w:spacing w:line="240" w:lineRule="auto"/>
               <w:jc w:val="center"/>
               <w:rPr>
@@ -2291,25 +2293,23 @@
             </w:pPr>
             <w:r>
               <w:rPr>
-                <w:color w:val="000000" w:themeColor="text1"/>
-                <w:sz w:val="21"/>
-                <w:szCs w:val="21"/>
-              </w:rPr>
-              <w:t>货号或批号</w:t>
-            </w:r>
-            <w:r>
-              <w:rPr>
-                <w:color w:val="000000" w:themeColor="text1"/>
-                <w:sz w:val="21"/>
-                <w:szCs w:val="21"/>
-              </w:rPr>
-              <w:t xml:space="preserve">             Product or Lot</w:t>
-            </w:r>
-          </w:p>
-        </w:tc>
-        <w:tc>
-          <w:tcPr>
-            <w:tcW w:w="986" w:type="dxa"/>
+                <w:sz w:val="21"/>
+                <w:szCs w:val="21"/>
+              </w:rPr>
+              <w:t>尺寸</w:t>
+            </w:r>
+            <w:r>
+              <w:rPr>
+                <w:sz w:val="21"/>
+                <w:szCs w:val="21"/>
+              </w:rPr>
+              <w:t>(mm)                   Size</w:t>
+            </w:r>
+          </w:p>
+        </w:tc>
+        <w:tc>
+          <w:tcPr>
+            <w:tcW w:w="992" w:type="dxa"/>
             <w:tcBorders>
               <w:top w:val="nil"/>
               <w:left w:val="nil"/>
@@ -2325,18 +2325,23 @@
               <w:spacing w:line="240" w:lineRule="auto"/>
               <w:jc w:val="center"/>
               <w:rPr>
-                <w:color w:val="000000" w:themeColor="text1"/>
-                <w:sz w:val="21"/>
-                <w:szCs w:val="21"/>
-              </w:rPr>
-            </w:pPr>
-            <w:r>
-              <w:rPr>
-                <w:color w:val="000000" w:themeColor="text1"/>
-                <w:sz w:val="21"/>
-                <w:szCs w:val="21"/>
-              </w:rPr>
-              <w:t>样品类型</w:t>
+                <w:sz w:val="21"/>
+                <w:szCs w:val="21"/>
+              </w:rPr>
+            </w:pPr>
+            <w:r>
+              <w:rPr>
+                <w:sz w:val="21"/>
+                <w:szCs w:val="21"/>
+              </w:rPr>
+              <w:t>数量</w:t>
+            </w:r>
+            <w:r>
+              <w:rPr>
+                <w:sz w:val="21"/>
+                <w:szCs w:val="21"/>
+              </w:rPr>
+              <w:t xml:space="preserve">    </w:t>
             </w:r>
           </w:p>
           <w:p>
@@ -2351,17 +2356,21 @@
             </w:pPr>
             <w:r>
               <w:rPr>
-                <w:color w:val="000000" w:themeColor="text1"/>
-                <w:sz w:val="21"/>
-                <w:szCs w:val="21"/>
-              </w:rPr>
-              <w:t>Sample Type</w:t>
-            </w:r>
-          </w:p>
-        </w:tc>
-        <w:tc>
-          <w:tcPr>
-            <w:tcW w:w="724" w:type="dxa"/>
+                <w:sz w:val="21"/>
+                <w:szCs w:val="21"/>
+              </w:rPr>
+              <w:t>Qty</w:t>
+            </w:r>
+          </w:p>
+        </w:tc>
+      </w:tr>
+      <w:tr>
+        <w:trPr>
+          <w:jc w:val="center"/>
+        </w:trPr>
+        <w:tc>
+          <w:tcPr>
+            <w:tcW w:w="1843" w:type="dxa"/>
             <w:tcBorders>
               <w:top w:val="nil"/>
               <w:left w:val="nil"/>
@@ -2372,13 +2381,12 @@
           </w:tcPr>
           <w:p>
             <w:pPr>
-              <w:adjustRightInd w:val="0"/>
-              <w:snapToGrid w:val="0"/>
               <w:spacing w:line="240" w:lineRule="auto"/>
               <w:jc w:val="center"/>
               <w:rPr>
                 <w:sz w:val="21"/>
                 <w:szCs w:val="21"/>
+                <w:highlight w:val="yellow"/>
                 <w:lang w:bidi="ar"/>
               </w:rPr>
             </w:pPr>
@@ -2386,21 +2394,16 @@
               <w:rPr>
                 <w:sz w:val="21"/>
                 <w:szCs w:val="21"/>
-              </w:rPr>
-              <w:t>尺寸</w:t>
-            </w:r>
-            <w:r>
-              <w:rPr>
-                <w:sz w:val="21"/>
-                <w:szCs w:val="21"/>
-              </w:rPr>
-              <w:t>(mm)                   Size</w:t>
-            </w:r>
-          </w:p>
-        </w:tc>
-        <w:tc>
-          <w:tcPr>
-            <w:tcW w:w="676" w:type="dxa"/>
+                <w:lang w:bidi="ar"/>
+              </w:rPr>
+              <w:t>{#test_items}{sample_name}</w:t>
+            </w:r>
+          </w:p>
+        </w:tc>
+        <w:tc>
+          <w:tcPr>
+            <w:tcW w:w="1504" w:type="dxa"/>
+            <w:gridSpan w:val="2"/>
             <w:tcBorders>
               <w:top w:val="nil"/>
               <w:left w:val="nil"/>
@@ -2411,57 +2414,20 @@
           </w:tcPr>
           <w:p>
             <w:pPr>
-              <w:adjustRightInd w:val="0"/>
-              <w:snapToGrid w:val="0"/>
               <w:spacing w:line="240" w:lineRule="auto"/>
               <w:jc w:val="center"/>
               <w:rPr>
                 <w:sz w:val="21"/>
                 <w:szCs w:val="21"/>
-              </w:rPr>
-            </w:pPr>
-            <w:r>
-              <w:rPr>
-                <w:sz w:val="21"/>
-                <w:szCs w:val="21"/>
-              </w:rPr>
-              <w:t>数量</w:t>
-            </w:r>
-            <w:r>
-              <w:rPr>
-                <w:sz w:val="21"/>
-                <w:szCs w:val="21"/>
-              </w:rPr>
-              <w:t xml:space="preserve">    </w:t>
-            </w:r>
-          </w:p>
-          <w:p>
-            <w:pPr>
-              <w:spacing w:line="240" w:lineRule="auto"/>
-              <w:jc w:val="center"/>
-              <w:rPr>
-                <w:sz w:val="21"/>
-                <w:szCs w:val="21"/>
+                <w:highlight w:val="yellow"/>
                 <w:lang w:bidi="ar"/>
               </w:rPr>
             </w:pPr>
-            <w:r>
-              <w:rPr>
-                <w:sz w:val="21"/>
-                <w:szCs w:val="21"/>
-              </w:rPr>
-              <w:t>Qty</w:t>
-            </w:r>
-          </w:p>
-        </w:tc>
-      </w:tr>
-      <w:tr>
-        <w:trPr>
-          <w:jc w:val="center"/>
-        </w:trPr>
-        <w:tc>
-          <w:tcPr>
-            <w:tcW w:w="1288" w:type="dxa"/>
+          </w:p>
+        </w:tc>
+        <w:tc>
+          <w:tcPr>
+            <w:tcW w:w="1331" w:type="dxa"/>
             <w:tcBorders>
               <w:top w:val="nil"/>
               <w:left w:val="nil"/>
@@ -2487,13 +2453,13 @@
                 <w:szCs w:val="21"/>
                 <w:lang w:bidi="ar"/>
               </w:rPr>
-              <w:t>{#test_items}{sample_name}</w:t>
-            </w:r>
-          </w:p>
-        </w:tc>
-        <w:tc>
-          <w:tcPr>
-            <w:tcW w:w="1350" w:type="dxa"/>
+              <w:t>{original_no}</w:t>
+            </w:r>
+          </w:p>
+        </w:tc>
+        <w:tc>
+          <w:tcPr>
+            <w:tcW w:w="1276" w:type="dxa"/>
             <w:tcBorders>
               <w:top w:val="nil"/>
               <w:left w:val="nil"/>
@@ -2513,11 +2479,20 @@
                 <w:lang w:bidi="ar"/>
               </w:rPr>
             </w:pPr>
-          </w:p>
-        </w:tc>
-        <w:tc>
-          <w:tcPr>
-            <w:tcW w:w="1275" w:type="dxa"/>
+            <w:r>
+              <w:rPr>
+                <w:rFonts w:hint="eastAsia"/>
+                <w:sz w:val="21"/>
+                <w:szCs w:val="21"/>
+                <w:lang w:bidi="ar"/>
+              </w:rPr>
+              <w:t>{material}</w:t>
+            </w:r>
+          </w:p>
+        </w:tc>
+        <w:tc>
+          <w:tcPr>
+            <w:tcW w:w="1276" w:type="dxa"/>
             <w:tcBorders>
               <w:top w:val="nil"/>
               <w:left w:val="nil"/>
@@ -2543,13 +2518,13 @@
                 <w:szCs w:val="21"/>
                 <w:lang w:bidi="ar"/>
               </w:rPr>
-              <w:t>{original_no}</w:t>
-            </w:r>
-          </w:p>
-        </w:tc>
-        <w:tc>
-          <w:tcPr>
-            <w:tcW w:w="1035" w:type="dxa"/>
+              <w:t>{size}</w:t>
+            </w:r>
+          </w:p>
+        </w:tc>
+        <w:tc>
+          <w:tcPr>
+            <w:tcW w:w="992" w:type="dxa"/>
             <w:tcBorders>
               <w:top w:val="nil"/>
               <w:left w:val="nil"/>
@@ -2565,24 +2540,48 @@
               <w:rPr>
                 <w:sz w:val="21"/>
                 <w:szCs w:val="21"/>
+                <w:lang w:bidi="ar"/>
+              </w:rPr>
+            </w:pPr>
+            <w:r>
+              <w:rPr>
+                <w:sz w:val="21"/>
+                <w:szCs w:val="21"/>
+                <w:lang w:bidi="ar"/>
+              </w:rPr>
+              <w:t>{quantity}</w:t>
+            </w:r>
+          </w:p>
+          <w:p>
+            <w:pPr>
+              <w:spacing w:line="240" w:lineRule="auto"/>
+              <w:jc w:val="center"/>
+              <w:rPr>
+                <w:sz w:val="21"/>
+                <w:szCs w:val="21"/>
                 <w:highlight w:val="yellow"/>
                 <w:lang w:bidi="ar"/>
               </w:rPr>
             </w:pPr>
             <w:r>
               <w:rPr>
-                <w:rFonts w:hint="eastAsia"/>
                 <w:sz w:val="21"/>
                 <w:szCs w:val="21"/>
                 <w:lang w:bidi="ar"/>
               </w:rPr>
-              <w:t>{material}</w:t>
-            </w:r>
-          </w:p>
-        </w:tc>
-        <w:tc>
-          <w:tcPr>
-            <w:tcW w:w="1194" w:type="dxa"/>
+              <w:t>{/test_items}</w:t>
+            </w:r>
+          </w:p>
+        </w:tc>
+      </w:tr>
+      <w:tr>
+        <w:trPr>
+          <w:trHeight w:val="376"/>
+          <w:jc w:val="center"/>
+        </w:trPr>
+        <w:tc>
+          <w:tcPr>
+            <w:tcW w:w="1843" w:type="dxa"/>
             <w:tcBorders>
               <w:top w:val="nil"/>
               <w:left w:val="nil"/>
@@ -2602,20 +2601,12 @@
                 <w:lang w:bidi="ar"/>
               </w:rPr>
             </w:pPr>
-            <w:r>
-              <w:rPr>
-                <w:rFonts w:hint="eastAsia"/>
-                <w:color w:val="000000" w:themeColor="text1"/>
-                <w:sz w:val="21"/>
-                <w:szCs w:val="21"/>
-              </w:rPr>
-              <w:t>/</w:t>
-            </w:r>
-          </w:p>
-        </w:tc>
-        <w:tc>
-          <w:tcPr>
-            <w:tcW w:w="986" w:type="dxa"/>
+          </w:p>
+        </w:tc>
+        <w:tc>
+          <w:tcPr>
+            <w:tcW w:w="1504" w:type="dxa"/>
+            <w:gridSpan w:val="2"/>
             <w:tcBorders>
               <w:top w:val="nil"/>
               <w:left w:val="nil"/>
@@ -2635,20 +2626,11 @@
                 <w:lang w:bidi="ar"/>
               </w:rPr>
             </w:pPr>
-            <w:r>
-              <w:rPr>
-                <w:rFonts w:hint="eastAsia"/>
-                <w:sz w:val="21"/>
-                <w:szCs w:val="21"/>
-                <w:lang w:bidi="ar"/>
-              </w:rPr>
-              <w:t>{sample_type}</w:t>
-            </w:r>
-          </w:p>
-        </w:tc>
-        <w:tc>
-          <w:tcPr>
-            <w:tcW w:w="724" w:type="dxa"/>
+          </w:p>
+        </w:tc>
+        <w:tc>
+          <w:tcPr>
+            <w:tcW w:w="1331" w:type="dxa"/>
             <w:tcBorders>
               <w:top w:val="nil"/>
               <w:left w:val="nil"/>
@@ -2668,19 +2650,11 @@
                 <w:lang w:bidi="ar"/>
               </w:rPr>
             </w:pPr>
-            <w:r>
-              <w:rPr>
-                <w:sz w:val="21"/>
-                <w:szCs w:val="21"/>
-                <w:lang w:bidi="ar"/>
-              </w:rPr>
-              <w:t>{size}</w:t>
-            </w:r>
-          </w:p>
-        </w:tc>
-        <w:tc>
-          <w:tcPr>
-            <w:tcW w:w="676" w:type="dxa"/>
+          </w:p>
+        </w:tc>
+        <w:tc>
+          <w:tcPr>
+            <w:tcW w:w="1276" w:type="dxa"/>
             <w:tcBorders>
               <w:top w:val="nil"/>
               <w:left w:val="nil"/>
@@ -2696,48 +2670,15 @@
               <w:rPr>
                 <w:sz w:val="21"/>
                 <w:szCs w:val="21"/>
-                <w:lang w:bidi="ar"/>
-              </w:rPr>
-            </w:pPr>
-            <w:r>
-              <w:rPr>
-                <w:sz w:val="21"/>
-                <w:szCs w:val="21"/>
-                <w:lang w:bidi="ar"/>
-              </w:rPr>
-              <w:t>{quantity}</w:t>
-            </w:r>
-          </w:p>
-          <w:p>
-            <w:pPr>
-              <w:spacing w:line="240" w:lineRule="auto"/>
-              <w:jc w:val="center"/>
-              <w:rPr>
-                <w:sz w:val="21"/>
-                <w:szCs w:val="21"/>
                 <w:highlight w:val="yellow"/>
                 <w:lang w:bidi="ar"/>
               </w:rPr>
             </w:pPr>
-            <w:r>
-              <w:rPr>
-                <w:sz w:val="21"/>
-                <w:szCs w:val="21"/>
-                <w:lang w:bidi="ar"/>
-              </w:rPr>
-              <w:t>{/test_items}</w:t>
-            </w:r>
-          </w:p>
-        </w:tc>
-      </w:tr>
-      <w:tr>
-        <w:trPr>
-          <w:trHeight w:val="376"/>
-          <w:jc w:val="center"/>
-        </w:trPr>
-        <w:tc>
-          <w:tcPr>
-            <w:tcW w:w="1288" w:type="dxa"/>
+          </w:p>
+        </w:tc>
+        <w:tc>
+          <w:tcPr>
+            <w:tcW w:w="1276" w:type="dxa"/>
             <w:tcBorders>
               <w:top w:val="nil"/>
               <w:left w:val="nil"/>
@@ -2761,7 +2702,7 @@
         </w:tc>
         <w:tc>
           <w:tcPr>
-            <w:tcW w:w="1350" w:type="dxa"/>
+            <w:tcW w:w="992" w:type="dxa"/>
             <w:tcBorders>
               <w:top w:val="nil"/>
               <w:left w:val="nil"/>
@@ -2783,9 +2724,15 @@
             </w:pPr>
           </w:p>
         </w:tc>
-        <w:tc>
-          <w:tcPr>
-            <w:tcW w:w="1275" w:type="dxa"/>
+      </w:tr>
+      <w:tr>
+        <w:trPr>
+          <w:trHeight w:val="436"/>
+          <w:jc w:val="center"/>
+        </w:trPr>
+        <w:tc>
+          <w:tcPr>
+            <w:tcW w:w="1843" w:type="dxa"/>
             <w:tcBorders>
               <w:top w:val="nil"/>
               <w:left w:val="nil"/>
@@ -2809,7 +2756,8 @@
         </w:tc>
         <w:tc>
           <w:tcPr>
-            <w:tcW w:w="1035" w:type="dxa"/>
+            <w:tcW w:w="1504" w:type="dxa"/>
+            <w:gridSpan w:val="2"/>
             <w:tcBorders>
               <w:top w:val="nil"/>
               <w:left w:val="nil"/>
@@ -2833,7 +2781,7 @@
         </w:tc>
         <w:tc>
           <w:tcPr>
-            <w:tcW w:w="1194" w:type="dxa"/>
+            <w:tcW w:w="1331" w:type="dxa"/>
             <w:tcBorders>
               <w:top w:val="nil"/>
               <w:left w:val="nil"/>
@@ -2857,7 +2805,7 @@
         </w:tc>
         <w:tc>
           <w:tcPr>
-            <w:tcW w:w="986" w:type="dxa"/>
+            <w:tcW w:w="1276" w:type="dxa"/>
             <w:tcBorders>
               <w:top w:val="nil"/>
               <w:left w:val="nil"/>
@@ -2881,7 +2829,7 @@
         </w:tc>
         <w:tc>
           <w:tcPr>
-            <w:tcW w:w="724" w:type="dxa"/>
+            <w:tcW w:w="1276" w:type="dxa"/>
             <w:tcBorders>
               <w:top w:val="nil"/>
               <w:left w:val="nil"/>
@@ -2905,7 +2853,7 @@
         </w:tc>
         <w:tc>
           <w:tcPr>
-            <w:tcW w:w="676" w:type="dxa"/>
+            <w:tcW w:w="992" w:type="dxa"/>
             <w:tcBorders>
               <w:top w:val="nil"/>
               <w:left w:val="nil"/>
@@ -2930,12 +2878,12 @@
       </w:tr>
       <w:tr>
         <w:trPr>
-          <w:trHeight w:val="436"/>
+          <w:trHeight w:val="406"/>
           <w:jc w:val="center"/>
         </w:trPr>
         <w:tc>
           <w:tcPr>
-            <w:tcW w:w="1288" w:type="dxa"/>
+            <w:tcW w:w="1843" w:type="dxa"/>
             <w:tcBorders>
               <w:top w:val="nil"/>
               <w:left w:val="nil"/>
@@ -2959,7 +2907,8 @@
         </w:tc>
         <w:tc>
           <w:tcPr>
-            <w:tcW w:w="1350" w:type="dxa"/>
+            <w:tcW w:w="1504" w:type="dxa"/>
+            <w:gridSpan w:val="2"/>
             <w:tcBorders>
               <w:top w:val="nil"/>
               <w:left w:val="nil"/>
@@ -2983,7 +2932,7 @@
         </w:tc>
         <w:tc>
           <w:tcPr>
-            <w:tcW w:w="1275" w:type="dxa"/>
+            <w:tcW w:w="1331" w:type="dxa"/>
             <w:tcBorders>
               <w:top w:val="nil"/>
               <w:left w:val="nil"/>
@@ -3007,7 +2956,7 @@
         </w:tc>
         <w:tc>
           <w:tcPr>
-            <w:tcW w:w="1035" w:type="dxa"/>
+            <w:tcW w:w="1276" w:type="dxa"/>
             <w:tcBorders>
               <w:top w:val="nil"/>
               <w:left w:val="nil"/>
@@ -3031,7 +2980,7 @@
         </w:tc>
         <w:tc>
           <w:tcPr>
-            <w:tcW w:w="1194" w:type="dxa"/>
+            <w:tcW w:w="1276" w:type="dxa"/>
             <w:tcBorders>
               <w:top w:val="nil"/>
               <w:left w:val="nil"/>
@@ -3055,253 +3004,7 @@
         </w:tc>
         <w:tc>
           <w:tcPr>
-            <w:tcW w:w="986" w:type="dxa"/>
-            <w:tcBorders>
-              <w:top w:val="nil"/>
-              <w:left w:val="nil"/>
-              <w:bottom w:val="nil"/>
-              <w:right w:val="nil"/>
-            </w:tcBorders>
-            <w:vAlign w:val="center"/>
-          </w:tcPr>
-          <w:p>
-            <w:pPr>
-              <w:spacing w:line="240" w:lineRule="auto"/>
-              <w:jc w:val="center"/>
-              <w:rPr>
-                <w:sz w:val="21"/>
-                <w:szCs w:val="21"/>
-                <w:highlight w:val="yellow"/>
-                <w:lang w:bidi="ar"/>
-              </w:rPr>
-            </w:pPr>
-          </w:p>
-        </w:tc>
-        <w:tc>
-          <w:tcPr>
-            <w:tcW w:w="724" w:type="dxa"/>
-            <w:tcBorders>
-              <w:top w:val="nil"/>
-              <w:left w:val="nil"/>
-              <w:bottom w:val="nil"/>
-              <w:right w:val="nil"/>
-            </w:tcBorders>
-            <w:vAlign w:val="center"/>
-          </w:tcPr>
-          <w:p>
-            <w:pPr>
-              <w:spacing w:line="240" w:lineRule="auto"/>
-              <w:jc w:val="center"/>
-              <w:rPr>
-                <w:sz w:val="21"/>
-                <w:szCs w:val="21"/>
-                <w:highlight w:val="yellow"/>
-                <w:lang w:bidi="ar"/>
-              </w:rPr>
-            </w:pPr>
-          </w:p>
-        </w:tc>
-        <w:tc>
-          <w:tcPr>
-            <w:tcW w:w="676" w:type="dxa"/>
-            <w:tcBorders>
-              <w:top w:val="nil"/>
-              <w:left w:val="nil"/>
-              <w:bottom w:val="nil"/>
-              <w:right w:val="nil"/>
-            </w:tcBorders>
-            <w:vAlign w:val="center"/>
-          </w:tcPr>
-          <w:p>
-            <w:pPr>
-              <w:spacing w:line="240" w:lineRule="auto"/>
-              <w:jc w:val="center"/>
-              <w:rPr>
-                <w:sz w:val="21"/>
-                <w:szCs w:val="21"/>
-                <w:highlight w:val="yellow"/>
-                <w:lang w:bidi="ar"/>
-              </w:rPr>
-            </w:pPr>
-          </w:p>
-        </w:tc>
-      </w:tr>
-      <w:tr>
-        <w:trPr>
-          <w:trHeight w:val="406"/>
-          <w:jc w:val="center"/>
-        </w:trPr>
-        <w:tc>
-          <w:tcPr>
-            <w:tcW w:w="1288" w:type="dxa"/>
-            <w:tcBorders>
-              <w:top w:val="nil"/>
-              <w:left w:val="nil"/>
-              <w:bottom w:val="nil"/>
-              <w:right w:val="nil"/>
-            </w:tcBorders>
-            <w:vAlign w:val="center"/>
-          </w:tcPr>
-          <w:p>
-            <w:pPr>
-              <w:spacing w:line="240" w:lineRule="auto"/>
-              <w:jc w:val="center"/>
-              <w:rPr>
-                <w:sz w:val="21"/>
-                <w:szCs w:val="21"/>
-                <w:highlight w:val="yellow"/>
-                <w:lang w:bidi="ar"/>
-              </w:rPr>
-            </w:pPr>
-          </w:p>
-        </w:tc>
-        <w:tc>
-          <w:tcPr>
-            <w:tcW w:w="1350" w:type="dxa"/>
-            <w:tcBorders>
-              <w:top w:val="nil"/>
-              <w:left w:val="nil"/>
-              <w:bottom w:val="nil"/>
-              <w:right w:val="nil"/>
-            </w:tcBorders>
-            <w:vAlign w:val="center"/>
-          </w:tcPr>
-          <w:p>
-            <w:pPr>
-              <w:spacing w:line="240" w:lineRule="auto"/>
-              <w:jc w:val="center"/>
-              <w:rPr>
-                <w:sz w:val="21"/>
-                <w:szCs w:val="21"/>
-                <w:highlight w:val="yellow"/>
-                <w:lang w:bidi="ar"/>
-              </w:rPr>
-            </w:pPr>
-          </w:p>
-        </w:tc>
-        <w:tc>
-          <w:tcPr>
-            <w:tcW w:w="1275" w:type="dxa"/>
-            <w:tcBorders>
-              <w:top w:val="nil"/>
-              <w:left w:val="nil"/>
-              <w:bottom w:val="nil"/>
-              <w:right w:val="nil"/>
-            </w:tcBorders>
-            <w:vAlign w:val="center"/>
-          </w:tcPr>
-          <w:p>
-            <w:pPr>
-              <w:spacing w:line="240" w:lineRule="auto"/>
-              <w:jc w:val="center"/>
-              <w:rPr>
-                <w:sz w:val="21"/>
-                <w:szCs w:val="21"/>
-                <w:highlight w:val="yellow"/>
-                <w:lang w:bidi="ar"/>
-              </w:rPr>
-            </w:pPr>
-          </w:p>
-        </w:tc>
-        <w:tc>
-          <w:tcPr>
-            <w:tcW w:w="1035" w:type="dxa"/>
-            <w:tcBorders>
-              <w:top w:val="nil"/>
-              <w:left w:val="nil"/>
-              <w:bottom w:val="nil"/>
-              <w:right w:val="nil"/>
-            </w:tcBorders>
-            <w:vAlign w:val="center"/>
-          </w:tcPr>
-          <w:p>
-            <w:pPr>
-              <w:spacing w:line="240" w:lineRule="auto"/>
-              <w:jc w:val="center"/>
-              <w:rPr>
-                <w:sz w:val="21"/>
-                <w:szCs w:val="21"/>
-                <w:highlight w:val="yellow"/>
-                <w:lang w:bidi="ar"/>
-              </w:rPr>
-            </w:pPr>
-          </w:p>
-        </w:tc>
-        <w:tc>
-          <w:tcPr>
-            <w:tcW w:w="1194" w:type="dxa"/>
-            <w:tcBorders>
-              <w:top w:val="nil"/>
-              <w:left w:val="nil"/>
-              <w:bottom w:val="nil"/>
-              <w:right w:val="nil"/>
-            </w:tcBorders>
-            <w:vAlign w:val="center"/>
-          </w:tcPr>
-          <w:p>
-            <w:pPr>
-              <w:spacing w:line="240" w:lineRule="auto"/>
-              <w:jc w:val="center"/>
-              <w:rPr>
-                <w:sz w:val="21"/>
-                <w:szCs w:val="21"/>
-                <w:highlight w:val="yellow"/>
-                <w:lang w:bidi="ar"/>
-              </w:rPr>
-            </w:pPr>
-          </w:p>
-        </w:tc>
-        <w:tc>
-          <w:tcPr>
-            <w:tcW w:w="986" w:type="dxa"/>
-            <w:tcBorders>
-              <w:top w:val="nil"/>
-              <w:left w:val="nil"/>
-              <w:bottom w:val="nil"/>
-              <w:right w:val="nil"/>
-            </w:tcBorders>
-            <w:vAlign w:val="center"/>
-          </w:tcPr>
-          <w:p>
-            <w:pPr>
-              <w:spacing w:line="240" w:lineRule="auto"/>
-              <w:jc w:val="center"/>
-              <w:rPr>
-                <w:sz w:val="21"/>
-                <w:szCs w:val="21"/>
-                <w:highlight w:val="yellow"/>
-                <w:lang w:bidi="ar"/>
-              </w:rPr>
-            </w:pPr>
-          </w:p>
-        </w:tc>
-        <w:tc>
-          <w:tcPr>
-            <w:tcW w:w="724" w:type="dxa"/>
-            <w:tcBorders>
-              <w:top w:val="nil"/>
-              <w:left w:val="nil"/>
-              <w:bottom w:val="nil"/>
-              <w:right w:val="nil"/>
-            </w:tcBorders>
-            <w:vAlign w:val="center"/>
-          </w:tcPr>
-          <w:p>
-            <w:pPr>
-              <w:spacing w:line="240" w:lineRule="auto"/>
-              <w:jc w:val="center"/>
-              <w:rPr>
-                <w:sz w:val="21"/>
-                <w:szCs w:val="21"/>
-                <w:highlight w:val="yellow"/>
-                <w:lang w:bidi="ar"/>
-              </w:rPr>
-            </w:pPr>
-          </w:p>
-        </w:tc>
-        <w:tc>
-          <w:tcPr>
-            <w:tcW w:w="676" w:type="dxa"/>
+            <w:tcW w:w="992" w:type="dxa"/>
             <w:tcBorders>
               <w:top w:val="nil"/>
               <w:left w:val="nil"/>
@@ -3684,7 +3387,6 @@
         </w:numPr>
         <w:spacing w:line="360" w:lineRule="auto"/>
         <w:rPr>
-          <w:color w:val="EE0000"/>
           <w:szCs w:val="24"/>
           <w:lang w:bidi="ar"/>
         </w:rPr>
@@ -3723,7 +3425,6 @@
       <w:r>
         <w:rPr>
           <w:rFonts w:hint="eastAsia"/>
-          <w:color w:val="EE0000"/>
           <w:szCs w:val="24"/>
           <w:lang w:bidi="ar"/>
         </w:rPr>
@@ -3732,7 +3433,6 @@
       <w:r>
         <w:rPr>
           <w:rFonts w:hint="eastAsia"/>
-          <w:color w:val="EE0000"/>
           <w:szCs w:val="24"/>
           <w:lang w:bidi="ar"/>
         </w:rPr>
@@ -3741,7 +3441,6 @@
       <w:r>
         <w:rPr>
           <w:rFonts w:hint="eastAsia"/>
-          <w:color w:val="EE0000"/>
           <w:szCs w:val="24"/>
           <w:lang w:bidi="ar"/>
         </w:rPr>
@@ -4074,7 +3773,6 @@
           <w:szCs w:val="21"/>
           <w:lang w:bidi="ar"/>
         </w:rPr>
-        <w:lastRenderedPageBreak/>
         <w:t xml:space="preserve">                       </w:t>
       </w:r>
       <w:r>
@@ -4619,16 +4317,15 @@
           <w:sz w:val="21"/>
           <w:szCs w:val="21"/>
         </w:rPr>
-        <w:t>1</w:t>
-      </w:r>
-      <w:r>
-        <w:rPr>
-          <w:rFonts w:hint="eastAsia"/>
+        <w:t>{</w:t>
+      </w:r>
+      <w:r>
+        <w:rPr>
           <w:color w:val="000000" w:themeColor="text1"/>
           <w:sz w:val="21"/>
           <w:szCs w:val="21"/>
         </w:rPr>
-        <w:t>号楼</w:t>
+        <w:t>test_location</w:t>
       </w:r>
       <w:r>
         <w:rPr>
@@ -4637,16 +4334,7 @@
           <w:sz w:val="21"/>
           <w:szCs w:val="21"/>
         </w:rPr>
-        <w:t>-</w:t>
-      </w:r>
-      <w:r>
-        <w:rPr>
-          <w:rFonts w:hint="eastAsia"/>
-          <w:color w:val="000000" w:themeColor="text1"/>
-          <w:sz w:val="21"/>
-          <w:szCs w:val="21"/>
-        </w:rPr>
-        <w:t>B108</w:t>
+        <w:t>}</w:t>
       </w:r>
     </w:p>
     <w:p>
@@ -5319,7 +5007,6 @@
         <w:spacing w:line="240" w:lineRule="auto"/>
         <w:jc w:val="center"/>
         <w:rPr>
-          <w:rFonts w:hint="eastAsia"/>
           <w:color w:val="000000" w:themeColor="text1"/>
           <w:sz w:val="21"/>
           <w:szCs w:val="15"/>
@@ -5683,7 +5370,7 @@
             </wp:anchor>
           </w:drawing>
         </mc:Choice>
-        <mc:Fallback xmlns:w16du="http://schemas.microsoft.com/office/word/2023/wordml/word16du" xmlns:w16sdtfl="http://schemas.microsoft.com/office/word/2024/wordml/sdtformatlock" xmlns:wpsCustomData="http://www.wps.cn/officeDocument/2013/wpsCustomData">
+        <mc:Fallback xmlns:wpsCustomData="http://www.wps.cn/officeDocument/2013/wpsCustomData" xmlns:w16sdtfl="http://schemas.microsoft.com/office/word/2024/wordml/sdtformatlock" xmlns:w16du="http://schemas.microsoft.com/office/word/2023/wordml/word16du">
           <w:pict>
             <v:line id="_x0000_s1026" o:spid="_x0000_s1026" o:spt="20" style="position:absolute;left:0pt;margin-left:-2.45pt;margin-top:27.85pt;height:0pt;width:419.55pt;z-index:251660288;mso-width-relative:page;mso-height-relative:page;" filled="f" stroked="t" coordsize="21600,21600" o:gfxdata="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">
               <v:fill on="f" focussize="0,0"/>
@@ -5877,7 +5564,7 @@
                 <w:sz w:val="21"/>
                 <w:szCs w:val="21"/>
               </w:rPr>
-              <w:instrText>5</w:instrText>
+              <w:instrText>4</w:instrText>
             </w:r>
             <w:r>
               <w:rPr>
@@ -5909,7 +5596,7 @@
                 <w:sz w:val="21"/>
                 <w:szCs w:val="21"/>
               </w:rPr>
-              <w:t>5</w:t>
+              <w:t>4</w:t>
             </w:r>
             <w:r>
               <w:rPr>
@@ -6145,7 +5832,7 @@
         <w:sz w:val="21"/>
         <w:szCs w:val="21"/>
       </w:rPr>
-      <w:instrText>5</w:instrText>
+      <w:instrText>4</w:instrText>
     </w:r>
     <w:r>
       <w:rPr>
@@ -6177,7 +5864,7 @@
         <w:sz w:val="21"/>
         <w:szCs w:val="21"/>
       </w:rPr>
-      <w:t>5</w:t>
+      <w:t>4</w:t>
     </w:r>
     <w:r>
       <w:rPr>
@@ -7735,10 +7422,6 @@
 </file>
 
 <file path=customXml/item1.xml><?xml version="1.0" encoding="utf-8"?>
-<b:Sources xmlns:b="http://schemas.openxmlformats.org/officeDocument/2006/bibliography" xmlns="http://schemas.openxmlformats.org/officeDocument/2006/bibliography" SelectedStyle="" StyleName=""/>
-</file>
-
-<file path=customXml/item2.xml><?xml version="1.0" encoding="utf-8"?>
 <s:customData xmlns="http://www.wps.cn/officeDocument/2013/wpsCustomData" xmlns:s="http://www.wps.cn/officeDocument/2013/wpsCustomData">
   <customSectProps>
     <customSectPr/>
@@ -7750,18 +7433,22 @@
 </s:customData>
 </file>
 
+<file path=customXml/item2.xml><?xml version="1.0" encoding="utf-8"?>
+<b:Sources xmlns:b="http://schemas.openxmlformats.org/officeDocument/2006/bibliography" xmlns="http://schemas.openxmlformats.org/officeDocument/2006/bibliography" SelectedStyle="" StyleName=""/>
+</file>
+
 <file path=customXml/itemProps1.xml><?xml version="1.0" encoding="utf-8"?>
+<ds:datastoreItem xmlns:ds="http://schemas.openxmlformats.org/officeDocument/2006/customXml" ds:itemID="{B1977F7D-205B-4081-913C-38D41E755F92}">
+  <ds:schemaRefs>
+    <ds:schemaRef ds:uri="http://www.wps.cn/officeDocument/2013/wpsCustomData"/>
+  </ds:schemaRefs>
+</ds:datastoreItem>
+</file>
+
+<file path=customXml/itemProps2.xml><?xml version="1.0" encoding="utf-8"?>
 <ds:datastoreItem xmlns:ds="http://schemas.openxmlformats.org/officeDocument/2006/customXml" ds:itemID="{D958C93F-41FF-42EF-B9EB-889082FF43E3}">
   <ds:schemaRefs>
     <ds:schemaRef ds:uri="http://schemas.openxmlformats.org/officeDocument/2006/bibliography"/>
   </ds:schemaRefs>
 </ds:datastoreItem>
-</file>
-
-<file path=customXml/itemProps2.xml><?xml version="1.0" encoding="utf-8"?>
-<ds:datastoreItem xmlns:ds="http://schemas.openxmlformats.org/officeDocument/2006/customXml" ds:itemID="{B1977F7D-205B-4081-913C-38D41E755F92}">
-  <ds:schemaRefs>
-    <ds:schemaRef ds:uri="http://www.wps.cn/officeDocument/2013/wpsCustomData"/>
-  </ds:schemaRefs>
-</ds:datastoreItem>
 </file>